--- a/реферат_Динь_Вьет_Ань.docx
+++ b/реферат_Динь_Вьет_Ань.docx
@@ -412,7 +412,7 @@
           <w:szCs w:val="28"/>
           <w:lang w:eastAsia="ru-RU"/>
         </w:rPr>
-        <w:t>М</w:t>
+        <w:t>м</w:t>
       </w:r>
       <w:r>
         <w:rPr>
@@ -496,27 +496,187 @@
           <w:szCs w:val="28"/>
           <w:lang w:eastAsia="en-GB"/>
         </w:rPr>
-        <w:t>разработка и программная реализация метода обнаружения фальсифицированного фрагмента на изображении с использованием сверточной нейронной сети</w:t>
-      </w:r>
-      <w:r>
-        <w:rPr>
-          <w:rFonts w:ascii="Times New Roman" w:eastAsia="Times New Roman" w:hAnsi="Times New Roman" w:cs="Times New Roman"/>
-          <w:color w:val="000000"/>
-          <w:sz w:val="28"/>
-          <w:szCs w:val="28"/>
-          <w:lang w:eastAsia="en-GB"/>
-        </w:rPr>
-        <w:t>.</w:t>
-      </w:r>
-      <w:r>
-        <w:rPr>
-          <w:rFonts w:ascii="Times New Roman" w:eastAsia="Times New Roman" w:hAnsi="Times New Roman" w:cs="Times New Roman"/>
-          <w:color w:val="000000"/>
-          <w:sz w:val="28"/>
-          <w:szCs w:val="28"/>
-          <w:lang w:eastAsia="ru-RU"/>
+        <w:t>р</w:t>
+      </w:r>
+      <w:r>
+        <w:rPr>
+          <w:rFonts w:ascii="Times New Roman" w:eastAsia="Times New Roman" w:hAnsi="Times New Roman" w:cs="Times New Roman"/>
+          <w:color w:val="000000"/>
+          <w:sz w:val="28"/>
+          <w:szCs w:val="28"/>
+          <w:lang w:eastAsia="en-GB"/>
+        </w:rPr>
+        <w:t xml:space="preserve">азработка и программная реализация метода </w:t>
+      </w:r>
+      <w:r>
+        <w:rPr>
+          <w:rFonts w:ascii="Times New Roman" w:eastAsia="Times New Roman" w:hAnsi="Times New Roman" w:cs="Times New Roman"/>
+          <w:color w:val="000000"/>
+          <w:sz w:val="28"/>
+          <w:szCs w:val="28"/>
+          <w:lang w:eastAsia="en-GB"/>
+        </w:rPr>
+        <w:t>а</w:t>
+      </w:r>
+      <w:r>
+        <w:rPr>
+          <w:rFonts w:ascii="Times New Roman" w:eastAsia="Times New Roman" w:hAnsi="Times New Roman" w:cs="Times New Roman"/>
+          <w:color w:val="000000"/>
+          <w:sz w:val="28"/>
+          <w:szCs w:val="28"/>
+          <w:lang w:eastAsia="en-GB"/>
+        </w:rPr>
+        <w:t>втомат</w:t>
+      </w:r>
+      <w:r>
+        <w:rPr>
+          <w:rFonts w:ascii="Times New Roman" w:eastAsia="Times New Roman" w:hAnsi="Times New Roman" w:cs="Times New Roman"/>
+          <w:color w:val="000000"/>
+          <w:sz w:val="28"/>
+          <w:szCs w:val="28"/>
+          <w:lang w:eastAsia="en-GB"/>
+        </w:rPr>
+        <w:t>изированного</w:t>
+      </w:r>
+      <w:r>
+        <w:rPr>
+          <w:rFonts w:ascii="Times New Roman" w:eastAsia="Times New Roman" w:hAnsi="Times New Roman" w:cs="Times New Roman"/>
+          <w:color w:val="000000"/>
+          <w:sz w:val="28"/>
+          <w:szCs w:val="28"/>
+          <w:lang w:eastAsia="en-GB"/>
+        </w:rPr>
+        <w:t xml:space="preserve"> определения област</w:t>
+      </w:r>
+      <w:r>
+        <w:rPr>
+          <w:rFonts w:ascii="Times New Roman" w:eastAsia="Times New Roman" w:hAnsi="Times New Roman" w:cs="Times New Roman"/>
+          <w:color w:val="000000"/>
+          <w:sz w:val="28"/>
+          <w:szCs w:val="28"/>
+          <w:lang w:eastAsia="en-GB"/>
+        </w:rPr>
+        <w:t>и</w:t>
+      </w:r>
+      <w:r>
+        <w:rPr>
+          <w:rFonts w:ascii="Times New Roman" w:eastAsia="Times New Roman" w:hAnsi="Times New Roman" w:cs="Times New Roman"/>
+          <w:color w:val="000000"/>
+          <w:sz w:val="28"/>
+          <w:szCs w:val="28"/>
+          <w:lang w:eastAsia="en-GB"/>
         </w:rPr>
         <w:t xml:space="preserve"> </w:t>
+      </w:r>
+      <w:r>
+        <w:rPr>
+          <w:rFonts w:ascii="Times New Roman" w:eastAsia="Times New Roman" w:hAnsi="Times New Roman" w:cs="Times New Roman"/>
+          <w:color w:val="000000"/>
+          <w:sz w:val="28"/>
+          <w:szCs w:val="28"/>
+          <w:lang w:eastAsia="en-GB"/>
+        </w:rPr>
+        <w:t>фальсифицированн</w:t>
+      </w:r>
+      <w:r>
+        <w:rPr>
+          <w:rFonts w:ascii="Times New Roman" w:eastAsia="Times New Roman" w:hAnsi="Times New Roman" w:cs="Times New Roman"/>
+          <w:color w:val="000000"/>
+          <w:sz w:val="28"/>
+          <w:szCs w:val="28"/>
+          <w:lang w:eastAsia="en-GB"/>
+        </w:rPr>
+        <w:t>ого</w:t>
+      </w:r>
+      <w:r>
+        <w:rPr>
+          <w:rFonts w:ascii="Times New Roman" w:eastAsia="Times New Roman" w:hAnsi="Times New Roman" w:cs="Times New Roman"/>
+          <w:color w:val="000000"/>
+          <w:sz w:val="28"/>
+          <w:szCs w:val="28"/>
+          <w:lang w:eastAsia="en-GB"/>
+        </w:rPr>
+        <w:t xml:space="preserve"> фрагмент</w:t>
+      </w:r>
+      <w:r>
+        <w:rPr>
+          <w:rFonts w:ascii="Times New Roman" w:eastAsia="Times New Roman" w:hAnsi="Times New Roman" w:cs="Times New Roman"/>
+          <w:color w:val="000000"/>
+          <w:sz w:val="28"/>
+          <w:szCs w:val="28"/>
+          <w:lang w:eastAsia="en-GB"/>
+        </w:rPr>
+        <w:t>а</w:t>
+      </w:r>
+      <w:r>
+        <w:rPr>
+          <w:rFonts w:ascii="Times New Roman" w:eastAsia="Times New Roman" w:hAnsi="Times New Roman" w:cs="Times New Roman"/>
+          <w:color w:val="000000"/>
+          <w:sz w:val="28"/>
+          <w:szCs w:val="28"/>
+          <w:lang w:eastAsia="en-GB"/>
+        </w:rPr>
+        <w:t xml:space="preserve"> изображени</w:t>
+      </w:r>
+      <w:r>
+        <w:rPr>
+          <w:rFonts w:ascii="Times New Roman" w:eastAsia="Times New Roman" w:hAnsi="Times New Roman" w:cs="Times New Roman"/>
+          <w:color w:val="000000"/>
+          <w:sz w:val="28"/>
+          <w:szCs w:val="28"/>
+          <w:lang w:eastAsia="en-GB"/>
+        </w:rPr>
+        <w:t>я</w:t>
+      </w:r>
+      <w:r>
+        <w:rPr>
+          <w:rFonts w:ascii="Times New Roman" w:eastAsia="Times New Roman" w:hAnsi="Times New Roman" w:cs="Times New Roman"/>
+          <w:color w:val="000000"/>
+          <w:sz w:val="28"/>
+          <w:szCs w:val="28"/>
+          <w:lang w:eastAsia="en-GB"/>
+        </w:rPr>
+        <w:t xml:space="preserve"> с </w:t>
+      </w:r>
+      <w:r>
+        <w:rPr>
+          <w:rFonts w:ascii="Times New Roman" w:eastAsia="Times New Roman" w:hAnsi="Times New Roman" w:cs="Times New Roman"/>
+          <w:color w:val="000000"/>
+          <w:sz w:val="28"/>
+          <w:szCs w:val="28"/>
+          <w:lang w:eastAsia="en-GB"/>
+        </w:rPr>
+        <w:t>помощью</w:t>
+      </w:r>
+      <w:r>
+        <w:rPr>
+          <w:rFonts w:ascii="Times New Roman" w:eastAsia="Times New Roman" w:hAnsi="Times New Roman" w:cs="Times New Roman"/>
+          <w:color w:val="000000"/>
+          <w:sz w:val="28"/>
+          <w:szCs w:val="28"/>
+          <w:lang w:eastAsia="en-GB"/>
+        </w:rPr>
+        <w:t xml:space="preserve"> </w:t>
+      </w:r>
+      <w:r>
+        <w:rPr>
+          <w:rFonts w:ascii="Times New Roman" w:eastAsia="Times New Roman" w:hAnsi="Times New Roman" w:cs="Times New Roman"/>
+          <w:color w:val="000000"/>
+          <w:sz w:val="28"/>
+          <w:szCs w:val="28"/>
+          <w:lang w:eastAsia="en-GB"/>
+        </w:rPr>
+        <w:t xml:space="preserve">двухпоточной </w:t>
+      </w:r>
+      <w:r>
+        <w:rPr>
+          <w:rFonts w:ascii="Times New Roman" w:eastAsia="Times New Roman" w:hAnsi="Times New Roman" w:cs="Times New Roman"/>
+          <w:color w:val="000000"/>
+          <w:sz w:val="28"/>
+          <w:szCs w:val="28"/>
+          <w:lang w:eastAsia="en-GB"/>
+        </w:rPr>
+        <w:t>свёрточной нейронной сети.</w:t>
       </w:r>
     </w:p>
     <w:p>
@@ -744,37 +904,47 @@
           <w:szCs w:val="28"/>
           <w:lang w:eastAsia="ru-RU"/>
         </w:rPr>
-        <w:t xml:space="preserve"> </w:t>
-      </w:r>
-      <w:r>
-        <w:rPr>
-          <w:rFonts w:ascii="Times New Roman" w:eastAsia="Times New Roman" w:hAnsi="Times New Roman" w:cs="Times New Roman"/>
-          <w:color w:val="000000"/>
-          <w:sz w:val="28"/>
-          <w:szCs w:val="28"/>
-          <w:lang w:eastAsia="ru-RU"/>
-        </w:rPr>
-        <w:t>и представ</w:t>
-      </w:r>
-      <w:r>
-        <w:rPr>
-          <w:rFonts w:ascii="Times New Roman" w:eastAsia="Times New Roman" w:hAnsi="Times New Roman" w:cs="Times New Roman"/>
-          <w:color w:val="000000"/>
-          <w:sz w:val="28"/>
-          <w:szCs w:val="28"/>
-          <w:lang w:eastAsia="ru-RU"/>
-        </w:rPr>
-        <w:t>лен</w:t>
-      </w:r>
-      <w:r>
-        <w:rPr>
-          <w:rFonts w:ascii="Times New Roman" w:eastAsia="Times New Roman" w:hAnsi="Times New Roman" w:cs="Times New Roman"/>
-          <w:color w:val="000000"/>
-          <w:sz w:val="28"/>
-          <w:szCs w:val="28"/>
-          <w:lang w:eastAsia="ru-RU"/>
-        </w:rPr>
-        <w:t xml:space="preserve"> в виде IDEF0-диаграмм</w:t>
+        <w:t>,</w:t>
+      </w:r>
+      <w:r>
+        <w:rPr>
+          <w:rFonts w:ascii="Times New Roman" w:eastAsia="Times New Roman" w:hAnsi="Times New Roman" w:cs="Times New Roman"/>
+          <w:color w:val="000000"/>
+          <w:sz w:val="28"/>
+          <w:szCs w:val="28"/>
+          <w:lang w:eastAsia="ru-RU"/>
+        </w:rPr>
+        <w:t xml:space="preserve"> пр</w:t>
+      </w:r>
+      <w:r>
+        <w:rPr>
+          <w:rFonts w:ascii="Times New Roman" w:eastAsia="Times New Roman" w:hAnsi="Times New Roman" w:cs="Times New Roman"/>
+          <w:color w:val="000000"/>
+          <w:sz w:val="28"/>
+          <w:szCs w:val="28"/>
+          <w:lang w:eastAsia="ru-RU"/>
+        </w:rPr>
+        <w:t>иведены</w:t>
+      </w:r>
+      <w:r>
+        <w:rPr>
+          <w:rFonts w:ascii="Times New Roman" w:eastAsia="Times New Roman" w:hAnsi="Times New Roman" w:cs="Times New Roman"/>
+          <w:color w:val="000000"/>
+          <w:sz w:val="28"/>
+          <w:szCs w:val="28"/>
+          <w:lang w:eastAsia="ru-RU"/>
+        </w:rPr>
+        <w:t xml:space="preserve"> IDEF0-диаграмм</w:t>
+      </w:r>
+      <w:r>
+        <w:rPr>
+          <w:rFonts w:ascii="Times New Roman" w:eastAsia="Times New Roman" w:hAnsi="Times New Roman" w:cs="Times New Roman"/>
+          <w:color w:val="000000"/>
+          <w:sz w:val="28"/>
+          <w:szCs w:val="28"/>
+          <w:lang w:eastAsia="ru-RU"/>
+        </w:rPr>
+        <w:t>ы метода и схемы его алгоритмов</w:t>
       </w:r>
       <w:r>
         <w:rPr>
@@ -834,16 +1004,61 @@
           <w:szCs w:val="28"/>
           <w:lang w:eastAsia="ru-RU"/>
         </w:rPr>
-        <w:t>определены средства разработки, примененные при программной реализации метода,  приведена структура разработанного ПО</w:t>
-      </w:r>
-      <w:r>
-        <w:rPr>
-          <w:rFonts w:ascii="Times New Roman" w:eastAsia="Times New Roman" w:hAnsi="Times New Roman" w:cs="Times New Roman"/>
-          <w:sz w:val="28"/>
-          <w:szCs w:val="28"/>
-          <w:lang w:eastAsia="ru-RU"/>
-        </w:rPr>
-        <w:t xml:space="preserve">  </w:t>
+        <w:t>обоснован выбор</w:t>
+      </w:r>
+      <w:r>
+        <w:rPr>
+          <w:rFonts w:ascii="Times New Roman" w:eastAsia="Times New Roman" w:hAnsi="Times New Roman" w:cs="Times New Roman"/>
+          <w:sz w:val="28"/>
+          <w:szCs w:val="28"/>
+          <w:lang w:eastAsia="ru-RU"/>
+        </w:rPr>
+        <w:t xml:space="preserve"> средств разработки,</w:t>
+      </w:r>
+      <w:r>
+        <w:rPr>
+          <w:rFonts w:ascii="Times New Roman" w:eastAsia="Times New Roman" w:hAnsi="Times New Roman" w:cs="Times New Roman"/>
+          <w:sz w:val="28"/>
+          <w:szCs w:val="28"/>
+          <w:lang w:eastAsia="ru-RU"/>
+        </w:rPr>
+        <w:t xml:space="preserve"> </w:t>
+      </w:r>
+      <w:r>
+        <w:rPr>
+          <w:rFonts w:ascii="Times New Roman" w:eastAsia="Times New Roman" w:hAnsi="Times New Roman" w:cs="Times New Roman"/>
+          <w:sz w:val="28"/>
+          <w:szCs w:val="28"/>
+          <w:lang w:eastAsia="ru-RU"/>
+        </w:rPr>
+        <w:t>приведена структура ПО</w:t>
+      </w:r>
+      <w:r>
+        <w:rPr>
+          <w:rFonts w:ascii="Times New Roman" w:eastAsia="Times New Roman" w:hAnsi="Times New Roman" w:cs="Times New Roman"/>
+          <w:sz w:val="28"/>
+          <w:szCs w:val="28"/>
+          <w:lang w:eastAsia="ru-RU"/>
+        </w:rPr>
+        <w:t>, реализующий</w:t>
+      </w:r>
+      <w:r>
+        <w:rPr>
+          <w:rFonts w:ascii="Times New Roman" w:eastAsia="Times New Roman" w:hAnsi="Times New Roman" w:cs="Times New Roman"/>
+          <w:sz w:val="28"/>
+          <w:szCs w:val="28"/>
+          <w:lang w:eastAsia="ru-RU"/>
+        </w:rPr>
+        <w:t xml:space="preserve"> </w:t>
+      </w:r>
+      <w:r>
+        <w:rPr>
+          <w:rFonts w:ascii="Times New Roman" w:eastAsia="Times New Roman" w:hAnsi="Times New Roman" w:cs="Times New Roman"/>
+          <w:sz w:val="28"/>
+          <w:szCs w:val="28"/>
+          <w:lang w:eastAsia="ru-RU"/>
+        </w:rPr>
+        <w:t xml:space="preserve">предложенный метод </w:t>
       </w:r>
       <w:r>
         <w:rPr>
@@ -960,7 +1175,27 @@
           <w:szCs w:val="28"/>
           <w:lang w:eastAsia="ru-RU"/>
         </w:rPr>
-        <w:t xml:space="preserve">выбраны метрики для оценки точности и </w:t>
+        <w:t xml:space="preserve">выбраны метрики для оценки </w:t>
+      </w:r>
+      <w:r>
+        <w:rPr>
+          <w:rFonts w:ascii="Times New Roman" w:eastAsia="Times New Roman" w:hAnsi="Times New Roman" w:cs="Times New Roman"/>
+          <w:color w:val="000000"/>
+          <w:sz w:val="28"/>
+          <w:szCs w:val="28"/>
+          <w:lang w:eastAsia="ru-RU"/>
+        </w:rPr>
+        <w:t>качества работы метода</w:t>
+      </w:r>
+      <w:r>
+        <w:rPr>
+          <w:rFonts w:ascii="Times New Roman" w:eastAsia="Times New Roman" w:hAnsi="Times New Roman" w:cs="Times New Roman"/>
+          <w:color w:val="000000"/>
+          <w:sz w:val="28"/>
+          <w:szCs w:val="28"/>
+          <w:lang w:eastAsia="ru-RU"/>
+        </w:rPr>
+        <w:t xml:space="preserve"> и </w:t>
       </w:r>
       <w:r>
         <w:rPr>
@@ -990,47 +1225,87 @@
           <w:szCs w:val="28"/>
           <w:lang w:eastAsia="ru-RU"/>
         </w:rPr>
-        <w:t xml:space="preserve">анализа </w:t>
-      </w:r>
-      <w:r>
-        <w:rPr>
-          <w:rFonts w:ascii="Times New Roman" w:eastAsia="Times New Roman" w:hAnsi="Times New Roman" w:cs="Times New Roman"/>
-          <w:color w:val="000000"/>
-          <w:sz w:val="28"/>
-          <w:szCs w:val="28"/>
-          <w:lang w:eastAsia="ru-RU"/>
-        </w:rPr>
-        <w:t>точности</w:t>
-      </w:r>
-      <w:r>
-        <w:rPr>
-          <w:rFonts w:ascii="Times New Roman" w:eastAsia="Times New Roman" w:hAnsi="Times New Roman" w:cs="Times New Roman"/>
-          <w:color w:val="000000"/>
-          <w:sz w:val="28"/>
-          <w:szCs w:val="28"/>
-          <w:lang w:eastAsia="ru-RU"/>
-        </w:rPr>
-        <w:t xml:space="preserve"> метода </w:t>
-      </w:r>
-      <w:r>
-        <w:rPr>
-          <w:rFonts w:ascii="Times New Roman" w:eastAsia="Times New Roman" w:hAnsi="Times New Roman" w:cs="Times New Roman"/>
-          <w:color w:val="000000"/>
-          <w:sz w:val="28"/>
-          <w:szCs w:val="28"/>
-          <w:lang w:eastAsia="ru-RU"/>
-        </w:rPr>
-        <w:t>при</w:t>
-      </w:r>
-      <w:r>
-        <w:rPr>
-          <w:rFonts w:ascii="Times New Roman" w:eastAsia="Times New Roman" w:hAnsi="Times New Roman" w:cs="Times New Roman"/>
-          <w:color w:val="000000"/>
-          <w:sz w:val="28"/>
-          <w:szCs w:val="28"/>
-          <w:lang w:eastAsia="ru-RU"/>
-        </w:rPr>
-        <w:t xml:space="preserve"> разных конфигураций и объемов передаваемых данных</w:t>
+        <w:t>исследования</w:t>
+      </w:r>
+      <w:r>
+        <w:rPr>
+          <w:rFonts w:ascii="Times New Roman" w:eastAsia="Times New Roman" w:hAnsi="Times New Roman" w:cs="Times New Roman"/>
+          <w:color w:val="000000"/>
+          <w:sz w:val="28"/>
+          <w:szCs w:val="28"/>
+          <w:lang w:eastAsia="ru-RU"/>
+        </w:rPr>
+        <w:t xml:space="preserve"> их</w:t>
+      </w:r>
+      <w:r>
+        <w:rPr>
+          <w:rFonts w:ascii="Times New Roman" w:eastAsia="Times New Roman" w:hAnsi="Times New Roman" w:cs="Times New Roman"/>
+          <w:color w:val="000000"/>
+          <w:sz w:val="28"/>
+          <w:szCs w:val="28"/>
+          <w:lang w:eastAsia="ru-RU"/>
+        </w:rPr>
+        <w:t xml:space="preserve"> </w:t>
+      </w:r>
+      <w:r>
+        <w:rPr>
+          <w:rFonts w:ascii="Times New Roman" w:eastAsia="Times New Roman" w:hAnsi="Times New Roman" w:cs="Times New Roman"/>
+          <w:color w:val="000000"/>
+          <w:sz w:val="28"/>
+          <w:szCs w:val="28"/>
+          <w:lang w:eastAsia="ru-RU"/>
+        </w:rPr>
+        <w:t>зависимости</w:t>
+      </w:r>
+      <w:r>
+        <w:rPr>
+          <w:rFonts w:ascii="Times New Roman" w:eastAsia="Times New Roman" w:hAnsi="Times New Roman" w:cs="Times New Roman"/>
+          <w:color w:val="000000"/>
+          <w:sz w:val="28"/>
+          <w:szCs w:val="28"/>
+          <w:lang w:eastAsia="ru-RU"/>
+        </w:rPr>
+        <w:t xml:space="preserve"> от</w:t>
+      </w:r>
+      <w:r>
+        <w:rPr>
+          <w:rFonts w:ascii="Times New Roman" w:eastAsia="Times New Roman" w:hAnsi="Times New Roman" w:cs="Times New Roman"/>
+          <w:color w:val="000000"/>
+          <w:sz w:val="28"/>
+          <w:szCs w:val="28"/>
+          <w:lang w:eastAsia="ru-RU"/>
+        </w:rPr>
+        <w:t xml:space="preserve"> </w:t>
+      </w:r>
+      <w:r>
+        <w:rPr>
+          <w:rFonts w:ascii="Times New Roman" w:eastAsia="Times New Roman" w:hAnsi="Times New Roman" w:cs="Times New Roman"/>
+          <w:color w:val="000000"/>
+          <w:sz w:val="28"/>
+          <w:szCs w:val="28"/>
+          <w:lang w:eastAsia="ru-RU"/>
+        </w:rPr>
+        <w:t>конфигураци</w:t>
+      </w:r>
+      <w:r>
+        <w:rPr>
+          <w:rFonts w:ascii="Times New Roman" w:eastAsia="Times New Roman" w:hAnsi="Times New Roman" w:cs="Times New Roman"/>
+          <w:color w:val="000000"/>
+          <w:sz w:val="28"/>
+          <w:szCs w:val="28"/>
+          <w:lang w:eastAsia="ru-RU"/>
+        </w:rPr>
+        <w:t>и нейронной сети</w:t>
+      </w:r>
+      <w:r>
+        <w:rPr>
+          <w:rFonts w:ascii="Times New Roman" w:eastAsia="Times New Roman" w:hAnsi="Times New Roman" w:cs="Times New Roman"/>
+          <w:color w:val="000000"/>
+          <w:sz w:val="28"/>
+          <w:szCs w:val="28"/>
+          <w:lang w:eastAsia="ru-RU"/>
+        </w:rPr>
+        <w:t xml:space="preserve"> и объемов передаваемых данных</w:t>
       </w:r>
       <w:r>
         <w:rPr>
@@ -1569,6 +1844,7 @@
   <w:style w:type="character" w:default="1" w:styleId="DefaultParagraphFont">
     <w:name w:val="Default Paragraph Font"/>
     <w:uiPriority w:val="1"/>
+    <w:semiHidden/>
     <w:unhideWhenUsed/>
   </w:style>
   <w:style w:type="table" w:default="1" w:styleId="TableNormal">
